--- a/paper/Garcia_intro_final_paper.docx
+++ b/paper/Garcia_intro_final_paper.docx
@@ -21,7 +21,7 @@
         <w:rPr>
           <w:sz w:val="22"/>
         </w:rPr>
-        <w:t>Antonio Garcia</w:t>
+        <w:t>Antonio B. Garcia Jr.</w:t>
       </w:r>
     </w:p>
     <w:p>
@@ -45,7 +45,7 @@
           <w:i/>
           <w:sz w:val="20"/>
         </w:rPr>
-        <w:t>Course and section: ____________________</w:t>
+        <w:t>Course and section: COM241</w:t>
       </w:r>
     </w:p>
     <w:p>
@@ -3478,7 +3478,7 @@
         <w:rPr>
           <w:sz w:val="16"/>
         </w:rPr>
-        <w:t>[13]  A. Garcia, "Pre-lab CKD risk screening," web application, 2026. [Online]. Available: https://intro-ml-final-k5xt73im3xwcggoc8x3mws.streamlit.app/</w:t>
+        <w:t>[13]  A. B. Garcia Jr., "Pre-lab CKD risk screening," web application, 2026. [Online]. Available: https://intro-ml-final-k5xt73im3xwcggoc8x3mws.streamlit.app/</w:t>
       </w:r>
     </w:p>
     <w:p>
@@ -5672,7 +5672,7 @@
               <w:rPr>
                 <w:sz w:val="18"/>
               </w:rPr>
-              <w:t>Antonio Garcia</w:t>
+              <w:t>Antonio B. Garcia Jr.</w:t>
             </w:r>
           </w:p>
         </w:tc>
@@ -5830,12 +5830,8 @@
             <w:tcW w:type="dxa" w:w="5220"/>
           </w:tcPr>
           <w:p>
-            <w:r/>
             <w:r>
-              <w:rPr>
-                <w:sz w:val="20"/>
-              </w:rPr>
-              <w:t>____________________________________________</w:t>
+              <w:t>COM241</w:t>
             </w:r>
           </w:p>
         </w:tc>
@@ -5890,12 +5886,8 @@
             <w:tcW w:type="dxa" w:w="5220"/>
           </w:tcPr>
           <w:p>
-            <w:r/>
             <w:r>
-              <w:rPr>
-                <w:sz w:val="20"/>
-              </w:rPr>
-              <w:t>____________________________________________</w:t>
+              <w:t>10/15/2026</w:t>
             </w:r>
           </w:p>
         </w:tc>
@@ -6043,7 +6035,7 @@
               <w:rPr>
                 <w:sz w:val="20"/>
               </w:rPr>
-              <w:t>Antonio Garcia</w:t>
+              <w:t>Antonio B. Garcia Jr.</w:t>
               <w:br/>
               <w:t>Student Group Member</w:t>
             </w:r>
